--- a/FP/VP523438/Final/JCE_FP_VP523438_Final_RevF.docx
+++ b/FP/VP523438/Final/JCE_FP_VP523438_Final_RevF.docx
@@ -2950,7 +2950,7 @@
           <w:b w:val="0"/>
           <w:i w:val="0"/>
         </w:rPr>
-        <w:t xml:space="preserve"> The Brief and Agreement do not require CPEng, NER or any State registration for this work. South Australia's engineer registration scheme is not in force for civil road and drainage design; Consumer and Business Services has said the scheme starts with engineers working on buildings. If a registration requirement starts during the commission and applies to these services, JCE will comply, including by engaging a registered engineer for review and sign-off.</w:t>
+        <w:t xml:space="preserve"> The Brief and Agreement do not require CPEng, NER or any State registration for this work. South Australia does not currently require engineers to be registered to provide these services [TBC - Jayden: confirm on legislation.sa.gov.au before lodging]. If a registration requirement starts during the commission and applies to these services, JCE will comply, including by engaging a registered engineer for review and sign-off.</w:t>
       </w:r>
     </w:p>
     <w:p>
